--- a/HF - 01c - Practical Task 2 - Train Your Own Artificial Intelligence.docx
+++ b/HF - 01c - Practical Task 2 - Train Your Own Artificial Intelligence.docx
@@ -70,7 +70,33 @@
                                 <w:szCs w:val="36"/>
                                 <w:lang w:val="en-US"/>
                               </w:rPr>
-                              <w:t>Practical Activity: Train Your Own Artificial Intelligence</w:t>
+                              <w:t xml:space="preserve">Practical </w:t>
+                            </w:r>
+                            <w:r>
+                              <w:rPr>
+                                <w:rFonts w:hAnsi="Calibri"/>
+                                <w:b/>
+                                <w:bCs/>
+                                <w:color w:val="000000" w:themeColor="text1"/>
+                                <w:kern w:val="24"/>
+                                <w:sz w:val="36"/>
+                                <w:szCs w:val="36"/>
+                                <w:lang w:val="en-US"/>
+                              </w:rPr>
+                              <w:t>Task</w:t>
+                            </w:r>
+                            <w:r>
+                              <w:rPr>
+                                <w:rFonts w:hAnsi="Calibri"/>
+                                <w:b/>
+                                <w:bCs/>
+                                <w:color w:val="000000" w:themeColor="text1"/>
+                                <w:kern w:val="24"/>
+                                <w:sz w:val="36"/>
+                                <w:szCs w:val="36"/>
+                                <w:lang w:val="en-US"/>
+                              </w:rPr>
+                              <w:t>: Train Your Own Artificial Intelligence</w:t>
                             </w:r>
                           </w:p>
                           <w:p>
@@ -144,7 +170,7 @@
                               </w:rPr>
                               <w:t xml:space="preserve"> </w:t>
                             </w:r>
-                            <w:hyperlink r:id="rId6" w:history="1">
+                            <w:hyperlink r:id="rId8" w:history="1">
                               <w:r>
                                 <w:rPr>
                                   <w:rStyle w:val="Hipervnculo"/>
@@ -536,7 +562,33 @@
                           <w:szCs w:val="36"/>
                           <w:lang w:val="en-US"/>
                         </w:rPr>
-                        <w:t>Practical Activity: Train Your Own Artificial Intelligence</w:t>
+                        <w:t xml:space="preserve">Practical </w:t>
+                      </w:r>
+                      <w:r>
+                        <w:rPr>
+                          <w:rFonts w:hAnsi="Calibri"/>
+                          <w:b/>
+                          <w:bCs/>
+                          <w:color w:val="000000" w:themeColor="text1"/>
+                          <w:kern w:val="24"/>
+                          <w:sz w:val="36"/>
+                          <w:szCs w:val="36"/>
+                          <w:lang w:val="en-US"/>
+                        </w:rPr>
+                        <w:t>Task</w:t>
+                      </w:r>
+                      <w:r>
+                        <w:rPr>
+                          <w:rFonts w:hAnsi="Calibri"/>
+                          <w:b/>
+                          <w:bCs/>
+                          <w:color w:val="000000" w:themeColor="text1"/>
+                          <w:kern w:val="24"/>
+                          <w:sz w:val="36"/>
+                          <w:szCs w:val="36"/>
+                          <w:lang w:val="en-US"/>
+                        </w:rPr>
+                        <w:t>: Train Your Own Artificial Intelligence</w:t>
                       </w:r>
                     </w:p>
                     <w:p>
@@ -610,7 +662,7 @@
                         </w:rPr>
                         <w:t xml:space="preserve"> </w:t>
                       </w:r>
-                      <w:hyperlink r:id="rId7" w:history="1">
+                      <w:hyperlink r:id="rId9" w:history="1">
                         <w:r>
                           <w:rPr>
                             <w:rStyle w:val="Hipervnculo"/>
@@ -982,7 +1034,7 @@
                     <pic:cNvPicPr/>
                   </pic:nvPicPr>
                   <pic:blipFill>
-                    <a:blip r:embed="rId8"/>
+                    <a:blip r:embed="rId10"/>
                     <a:stretch>
                       <a:fillRect/>
                     </a:stretch>
@@ -1004,6 +1056,7 @@
       </w:r>
     </w:p>
     <w:sectPr>
+      <w:headerReference w:type="default" r:id="rId11"/>
       <w:pgSz w:w="11906" w:h="16838"/>
       <w:pgMar w:top="1417" w:right="1701" w:bottom="1417" w:left="1701" w:header="708" w:footer="708" w:gutter="0"/>
       <w:cols w:space="708"/>
@@ -1011,6 +1064,266 @@
     </w:sectPr>
   </w:body>
 </w:document>
+</file>
+
+<file path=word/endnotes.xml><?xml version="1.0" encoding="utf-8"?>
+<w:endnotes xmlns:wpc="http://schemas.microsoft.com/office/word/2010/wordprocessingCanvas" xmlns:cx="http://schemas.microsoft.com/office/drawing/2014/chartex" xmlns:cx1="http://schemas.microsoft.com/office/drawing/2015/9/8/chartex" xmlns:cx2="http://schemas.microsoft.com/office/drawing/2015/10/21/chartex" xmlns:cx3="http://schemas.microsoft.com/office/drawing/2016/5/9/chartex" xmlns:cx4="http://schemas.microsoft.com/office/drawing/2016/5/10/chartex" xmlns:cx5="http://schemas.microsoft.com/office/drawing/2016/5/11/chartex" xmlns:cx6="http://schemas.microsoft.com/office/drawing/2016/5/12/chartex" xmlns:cx7="http://schemas.microsoft.com/office/drawing/2016/5/13/chartex" xmlns:cx8="http://schemas.microsoft.com/office/drawing/2016/5/14/chartex" xmlns:mc="http://schemas.openxmlformats.org/markup-compatibility/2006" xmlns:aink="http://schemas.microsoft.com/office/drawing/2016/ink" xmlns:am3d="http://schemas.microsoft.com/office/drawing/2017/model3d" xmlns:o="urn:schemas-microsoft-com:office:office" xmlns:oel="http://schemas.microsoft.com/office/2019/extlst" xmlns:r="http://schemas.openxmlformats.org/officeDocument/2006/relationships" xmlns:m="http://schemas.openxmlformats.org/officeDocument/2006/math" xmlns:v="urn:schemas-microsoft-com:vml" xmlns:wp14="http://schemas.microsoft.com/office/word/2010/wordprocessingDrawing" xmlns:wp="http://schemas.openxmlformats.org/drawingml/2006/wordprocessingDrawing" xmlns:w10="urn:schemas-microsoft-com:office:word" xmlns:w="http://schemas.openxmlformats.org/wordprocessingml/2006/main" xmlns:w14="http://schemas.microsoft.com/office/word/2010/wordml" xmlns:w15="http://schemas.microsoft.com/office/word/2012/wordml" xmlns:w16cex="http://schemas.microsoft.com/office/word/2018/wordml/cex" xmlns:w16cid="http://schemas.microsoft.com/office/word/2016/wordml/cid" xmlns:w16="http://schemas.microsoft.com/office/word/2018/wordml" xmlns:w16du="http://schemas.microsoft.com/office/word/2023/wordml/word16du" xmlns:w16sdtdh="http://schemas.microsoft.com/office/word/2020/wordml/sdtdatahash" xmlns:w16sdtfl="http://schemas.microsoft.com/office/word/2024/wordml/sdtformatlock" xmlns:w16se="http://schemas.microsoft.com/office/word/2015/wordml/symex" xmlns:wpg="http://schemas.microsoft.com/office/word/2010/wordprocessingGroup" xmlns:wpi="http://schemas.microsoft.com/office/word/2010/wordprocessingInk" xmlns:wne="http://schemas.microsoft.com/office/word/2006/wordml" xmlns:wps="http://schemas.microsoft.com/office/word/2010/wordprocessingShape" mc:Ignorable="w14 w15 w16se w16cid w16 w16cex w16sdtdh w16sdtfl w16du wp14">
+  <w:endnote w:type="separator" w:id="-1">
+    <w:p>
+      <w:pPr>
+        <w:spacing w:after="0" w:line="240" w:lineRule="auto"/>
+      </w:pPr>
+      <w:r>
+        <w:separator/>
+      </w:r>
+    </w:p>
+  </w:endnote>
+  <w:endnote w:type="continuationSeparator" w:id="0">
+    <w:p>
+      <w:pPr>
+        <w:spacing w:after="0" w:line="240" w:lineRule="auto"/>
+      </w:pPr>
+      <w:r>
+        <w:continuationSeparator/>
+      </w:r>
+    </w:p>
+  </w:endnote>
+</w:endnotes>
+</file>
+
+<file path=word/footnotes.xml><?xml version="1.0" encoding="utf-8"?>
+<w:footnotes xmlns:wpc="http://schemas.microsoft.com/office/word/2010/wordprocessingCanvas" xmlns:cx="http://schemas.microsoft.com/office/drawing/2014/chartex" xmlns:cx1="http://schemas.microsoft.com/office/drawing/2015/9/8/chartex" xmlns:cx2="http://schemas.microsoft.com/office/drawing/2015/10/21/chartex" xmlns:cx3="http://schemas.microsoft.com/office/drawing/2016/5/9/chartex" xmlns:cx4="http://schemas.microsoft.com/office/drawing/2016/5/10/chartex" xmlns:cx5="http://schemas.microsoft.com/office/drawing/2016/5/11/chartex" xmlns:cx6="http://schemas.microsoft.com/office/drawing/2016/5/12/chartex" xmlns:cx7="http://schemas.microsoft.com/office/drawing/2016/5/13/chartex" xmlns:cx8="http://schemas.microsoft.com/office/drawing/2016/5/14/chartex" xmlns:mc="http://schemas.openxmlformats.org/markup-compatibility/2006" xmlns:aink="http://schemas.microsoft.com/office/drawing/2016/ink" xmlns:am3d="http://schemas.microsoft.com/office/drawing/2017/model3d" xmlns:o="urn:schemas-microsoft-com:office:office" xmlns:oel="http://schemas.microsoft.com/office/2019/extlst" xmlns:r="http://schemas.openxmlformats.org/officeDocument/2006/relationships" xmlns:m="http://schemas.openxmlformats.org/officeDocument/2006/math" xmlns:v="urn:schemas-microsoft-com:vml" xmlns:wp14="http://schemas.microsoft.com/office/word/2010/wordprocessingDrawing" xmlns:wp="http://schemas.openxmlformats.org/drawingml/2006/wordprocessingDrawing" xmlns:w10="urn:schemas-microsoft-com:office:word" xmlns:w="http://schemas.openxmlformats.org/wordprocessingml/2006/main" xmlns:w14="http://schemas.microsoft.com/office/word/2010/wordml" xmlns:w15="http://schemas.microsoft.com/office/word/2012/wordml" xmlns:w16cex="http://schemas.microsoft.com/office/word/2018/wordml/cex" xmlns:w16cid="http://schemas.microsoft.com/office/word/2016/wordml/cid" xmlns:w16="http://schemas.microsoft.com/office/word/2018/wordml" xmlns:w16du="http://schemas.microsoft.com/office/word/2023/wordml/word16du" xmlns:w16sdtdh="http://schemas.microsoft.com/office/word/2020/wordml/sdtdatahash" xmlns:w16sdtfl="http://schemas.microsoft.com/office/word/2024/wordml/sdtformatlock" xmlns:w16se="http://schemas.microsoft.com/office/word/2015/wordml/symex" xmlns:wpg="http://schemas.microsoft.com/office/word/2010/wordprocessingGroup" xmlns:wpi="http://schemas.microsoft.com/office/word/2010/wordprocessingInk" xmlns:wne="http://schemas.microsoft.com/office/word/2006/wordml" xmlns:wps="http://schemas.microsoft.com/office/word/2010/wordprocessingShape" mc:Ignorable="w14 w15 w16se w16cid w16 w16cex w16sdtdh w16sdtfl w16du wp14">
+  <w:footnote w:type="separator" w:id="-1">
+    <w:p>
+      <w:pPr>
+        <w:spacing w:after="0" w:line="240" w:lineRule="auto"/>
+      </w:pPr>
+      <w:r>
+        <w:separator/>
+      </w:r>
+    </w:p>
+  </w:footnote>
+  <w:footnote w:type="continuationSeparator" w:id="0">
+    <w:p>
+      <w:pPr>
+        <w:spacing w:after="0" w:line="240" w:lineRule="auto"/>
+      </w:pPr>
+      <w:r>
+        <w:continuationSeparator/>
+      </w:r>
+    </w:p>
+  </w:footnote>
+</w:footnotes>
+</file>
+
+<file path=word/header1.xml><?xml version="1.0" encoding="utf-8"?>
+<w:hdr xmlns:wpc="http://schemas.microsoft.com/office/word/2010/wordprocessingCanvas" xmlns:cx="http://schemas.microsoft.com/office/drawing/2014/chartex" xmlns:cx1="http://schemas.microsoft.com/office/drawing/2015/9/8/chartex" xmlns:cx2="http://schemas.microsoft.com/office/drawing/2015/10/21/chartex" xmlns:cx3="http://schemas.microsoft.com/office/drawing/2016/5/9/chartex" xmlns:cx4="http://schemas.microsoft.com/office/drawing/2016/5/10/chartex" xmlns:cx5="http://schemas.microsoft.com/office/drawing/2016/5/11/chartex" xmlns:cx6="http://schemas.microsoft.com/office/drawing/2016/5/12/chartex" xmlns:cx7="http://schemas.microsoft.com/office/drawing/2016/5/13/chartex" xmlns:cx8="http://schemas.microsoft.com/office/drawing/2016/5/14/chartex" xmlns:mc="http://schemas.openxmlformats.org/markup-compatibility/2006" xmlns:aink="http://schemas.microsoft.com/office/drawing/2016/ink" xmlns:am3d="http://schemas.microsoft.com/office/drawing/2017/model3d" xmlns:o="urn:schemas-microsoft-com:office:office" xmlns:oel="http://schemas.microsoft.com/office/2019/extlst" xmlns:r="http://schemas.openxmlformats.org/officeDocument/2006/relationships" xmlns:m="http://schemas.openxmlformats.org/officeDocument/2006/math" xmlns:v="urn:schemas-microsoft-com:vml" xmlns:wp14="http://schemas.microsoft.com/office/word/2010/wordprocessingDrawing" xmlns:wp="http://schemas.openxmlformats.org/drawingml/2006/wordprocessingDrawing" xmlns:w10="urn:schemas-microsoft-com:office:word" xmlns:w="http://schemas.openxmlformats.org/wordprocessingml/2006/main" xmlns:w14="http://schemas.microsoft.com/office/word/2010/wordml" xmlns:w15="http://schemas.microsoft.com/office/word/2012/wordml" xmlns:w16cex="http://schemas.microsoft.com/office/word/2018/wordml/cex" xmlns:w16cid="http://schemas.microsoft.com/office/word/2016/wordml/cid" xmlns:w16="http://schemas.microsoft.com/office/word/2018/wordml" xmlns:w16du="http://schemas.microsoft.com/office/word/2023/wordml/word16du" xmlns:w16sdtdh="http://schemas.microsoft.com/office/word/2020/wordml/sdtdatahash" xmlns:w16sdtfl="http://schemas.microsoft.com/office/word/2024/wordml/sdtformatlock" xmlns:w16se="http://schemas.microsoft.com/office/word/2015/wordml/symex" xmlns:wpg="http://schemas.microsoft.com/office/word/2010/wordprocessingGroup" xmlns:wpi="http://schemas.microsoft.com/office/word/2010/wordprocessingInk" xmlns:wne="http://schemas.microsoft.com/office/word/2006/wordml" xmlns:wps="http://schemas.microsoft.com/office/word/2010/wordprocessingShape" mc:Ignorable="w14 w15 w16se w16cid w16 w16cex w16sdtdh w16sdtfl w16du wp14">
+  <w:tbl>
+    <w:tblPr>
+      <w:tblW w:w="0" w:type="auto"/>
+      <w:tblLook w:val="06A0" w:firstRow="1" w:lastRow="0" w:firstColumn="1" w:lastColumn="0" w:noHBand="1" w:noVBand="1"/>
+    </w:tblPr>
+    <w:tblGrid>
+      <w:gridCol w:w="7818"/>
+      <w:gridCol w:w="336"/>
+      <w:gridCol w:w="350"/>
+    </w:tblGrid>
+    <w:tr>
+      <w:trPr>
+        <w:trHeight w:val="300"/>
+      </w:trPr>
+      <w:tc>
+        <w:tcPr>
+          <w:tcW w:w="8310" w:type="dxa"/>
+        </w:tcPr>
+        <w:p>
+          <w:pPr>
+            <w:spacing w:after="0"/>
+            <w:jc w:val="center"/>
+          </w:pPr>
+          <w:r>
+            <w:rPr>
+              <w:noProof/>
+            </w:rPr>
+            <w:drawing>
+              <wp:anchor distT="0" distB="0" distL="114300" distR="114300" simplePos="0" relativeHeight="251659264" behindDoc="1" locked="0" layoutInCell="1" allowOverlap="1" wp14:anchorId="47F9D491" wp14:editId="565CA9D2">
+                <wp:simplePos x="0" y="0"/>
+                <wp:positionH relativeFrom="column">
+                  <wp:align>left</wp:align>
+                </wp:positionH>
+                <wp:positionV relativeFrom="paragraph">
+                  <wp:posOffset>0</wp:posOffset>
+                </wp:positionV>
+                <wp:extent cx="969348" cy="969348"/>
+                <wp:effectExtent l="0" t="0" r="0" b="0"/>
+                <wp:wrapNone/>
+                <wp:docPr id="137423724" name="drawing"/>
+                <wp:cNvGraphicFramePr>
+                  <a:graphicFrameLocks xmlns:a="http://schemas.openxmlformats.org/drawingml/2006/main" noChangeAspect="1"/>
+                </wp:cNvGraphicFramePr>
+                <a:graphic xmlns:a="http://schemas.openxmlformats.org/drawingml/2006/main">
+                  <a:graphicData uri="http://schemas.openxmlformats.org/drawingml/2006/picture">
+                    <pic:pic xmlns:pic="http://schemas.openxmlformats.org/drawingml/2006/picture">
+                      <pic:nvPicPr>
+                        <pic:cNvPr id="137423724" name="Picture 137423724"/>
+                        <pic:cNvPicPr/>
+                      </pic:nvPicPr>
+                      <pic:blipFill>
+                        <a:blip r:embed="rId1">
+                          <a:extLst>
+                            <a:ext uri="{28A0092B-C50C-407E-A947-70E740481C1C}">
+                              <a14:useLocalDpi xmlns:a14="http://schemas.microsoft.com/office/drawing/2010/main"/>
+                            </a:ext>
+                          </a:extLst>
+                        </a:blip>
+                        <a:stretch>
+                          <a:fillRect/>
+                        </a:stretch>
+                      </pic:blipFill>
+                      <pic:spPr>
+                        <a:xfrm>
+                          <a:off x="0" y="0"/>
+                          <a:ext cx="969348" cy="969348"/>
+                        </a:xfrm>
+                        <a:prstGeom prst="rect">
+                          <a:avLst/>
+                        </a:prstGeom>
+                      </pic:spPr>
+                    </pic:pic>
+                  </a:graphicData>
+                </a:graphic>
+                <wp14:sizeRelH relativeFrom="page">
+                  <wp14:pctWidth>0</wp14:pctWidth>
+                </wp14:sizeRelH>
+                <wp14:sizeRelV relativeFrom="page">
+                  <wp14:pctHeight>0</wp14:pctHeight>
+                </wp14:sizeRelV>
+              </wp:anchor>
+            </w:drawing>
+          </w:r>
+          <w:r>
+            <w:rPr>
+              <w:rFonts w:ascii="Calibri" w:eastAsia="Calibri" w:hAnsi="Calibri" w:cs="Calibri"/>
+              <w:b/>
+              <w:bCs/>
+            </w:rPr>
+            <w:t xml:space="preserve"> </w:t>
+          </w:r>
+        </w:p>
+        <w:p>
+          <w:pPr>
+            <w:spacing w:after="0"/>
+            <w:jc w:val="center"/>
+            <w:rPr>
+              <w:rFonts w:ascii="Calibri" w:eastAsia="Calibri" w:hAnsi="Calibri" w:cs="Calibri"/>
+              <w:b/>
+              <w:bCs/>
+              <w:lang w:val="en-US"/>
+            </w:rPr>
+          </w:pPr>
+          <w:r>
+            <w:rPr>
+              <w:rFonts w:ascii="Calibri" w:eastAsia="Calibri" w:hAnsi="Calibri" w:cs="Calibri"/>
+              <w:b/>
+              <w:bCs/>
+              <w:lang w:val="en-US"/>
+            </w:rPr>
+            <w:t>CFGS: ASIR</w:t>
+          </w:r>
+        </w:p>
+        <w:p>
+          <w:pPr>
+            <w:spacing w:after="0"/>
+            <w:jc w:val="center"/>
+            <w:rPr>
+              <w:rFonts w:ascii="Calibri" w:eastAsia="Calibri" w:hAnsi="Calibri" w:cs="Calibri"/>
+              <w:lang w:val="en-US"/>
+            </w:rPr>
+          </w:pPr>
+        </w:p>
+        <w:p>
+          <w:pPr>
+            <w:spacing w:after="0"/>
+            <w:jc w:val="center"/>
+            <w:rPr>
+              <w:lang w:val="en-US"/>
+            </w:rPr>
+          </w:pPr>
+          <w:r>
+            <w:rPr>
+              <w:rFonts w:ascii="Calibri" w:eastAsia="Calibri" w:hAnsi="Calibri" w:cs="Calibri"/>
+              <w:lang w:val="en-US"/>
+            </w:rPr>
+            <w:t>HARDWARE FUNDAMENTALS</w:t>
+          </w:r>
+        </w:p>
+        <w:p>
+          <w:pPr>
+            <w:tabs>
+              <w:tab w:val="left" w:pos="4252"/>
+            </w:tabs>
+            <w:spacing w:after="0"/>
+            <w:jc w:val="center"/>
+            <w:rPr>
+              <w:lang w:val="en-US"/>
+            </w:rPr>
+          </w:pPr>
+          <w:r>
+            <w:rPr>
+              <w:rFonts w:ascii="Calibri" w:eastAsia="Calibri" w:hAnsi="Calibri" w:cs="Calibri"/>
+              <w:lang w:val="en-US"/>
+            </w:rPr>
+            <w:t xml:space="preserve">PRACTICAL </w:t>
+          </w:r>
+          <w:r>
+            <w:rPr>
+              <w:rFonts w:ascii="Calibri" w:eastAsia="Calibri" w:hAnsi="Calibri" w:cs="Calibri"/>
+              <w:lang w:val="en-US"/>
+            </w:rPr>
+            <w:t>TASK</w:t>
+          </w:r>
+        </w:p>
+      </w:tc>
+      <w:tc>
+        <w:tcPr>
+          <w:tcW w:w="345" w:type="dxa"/>
+        </w:tcPr>
+        <w:p>
+          <w:pPr>
+            <w:pStyle w:val="Encabezado"/>
+            <w:jc w:val="center"/>
+            <w:rPr>
+              <w:lang w:val="en-US"/>
+            </w:rPr>
+          </w:pPr>
+        </w:p>
+      </w:tc>
+      <w:tc>
+        <w:tcPr>
+          <w:tcW w:w="360" w:type="dxa"/>
+        </w:tcPr>
+        <w:p>
+          <w:pPr>
+            <w:pStyle w:val="Encabezado"/>
+            <w:ind w:right="-115"/>
+            <w:jc w:val="right"/>
+            <w:rPr>
+              <w:lang w:val="en-US"/>
+            </w:rPr>
+          </w:pPr>
+        </w:p>
+      </w:tc>
+    </w:tr>
+  </w:tbl>
+  <w:p>
+    <w:pPr>
+      <w:pStyle w:val="Encabezado"/>
+      <w:rPr>
+        <w:lang w:val="en-US"/>
+      </w:rPr>
+    </w:pPr>
+  </w:p>
+</w:hdr>
 </file>
 
 <file path=word/numbering.xml><?xml version="1.0" encoding="utf-8"?>
@@ -2276,6 +2589,7 @@
   <w:style w:type="character" w:default="1" w:styleId="Fuentedeprrafopredeter">
     <w:name w:val="Default Paragraph Font"/>
     <w:uiPriority w:val="1"/>
+    <w:semiHidden/>
     <w:unhideWhenUsed/>
   </w:style>
   <w:style w:type="table" w:default="1" w:styleId="Tablanormal">
@@ -2705,6 +3019,50 @@
       <w:color w:val="605E5C"/>
       <w:shd w:val="clear" w:color="auto" w:fill="E1DFDD"/>
     </w:rPr>
+  </w:style>
+  <w:style w:type="paragraph" w:styleId="Encabezado">
+    <w:name w:val="header"/>
+    <w:basedOn w:val="Normal"/>
+    <w:link w:val="EncabezadoCar"/>
+    <w:uiPriority w:val="99"/>
+    <w:unhideWhenUsed/>
+    <w:rsid w:val="00AF63FB"/>
+    <w:pPr>
+      <w:tabs>
+        <w:tab w:val="center" w:pos="4252"/>
+        <w:tab w:val="right" w:pos="8504"/>
+      </w:tabs>
+      <w:spacing w:after="0" w:line="240" w:lineRule="auto"/>
+    </w:pPr>
+  </w:style>
+  <w:style w:type="character" w:customStyle="1" w:styleId="EncabezadoCar">
+    <w:name w:val="Encabezado Car"/>
+    <w:basedOn w:val="Fuentedeprrafopredeter"/>
+    <w:link w:val="Encabezado"/>
+    <w:uiPriority w:val="99"/>
+    <w:rsid w:val="00AF63FB"/>
+  </w:style>
+  <w:style w:type="paragraph" w:styleId="Piedepgina">
+    <w:name w:val="footer"/>
+    <w:basedOn w:val="Normal"/>
+    <w:link w:val="PiedepginaCar"/>
+    <w:uiPriority w:val="99"/>
+    <w:unhideWhenUsed/>
+    <w:rsid w:val="00AF63FB"/>
+    <w:pPr>
+      <w:tabs>
+        <w:tab w:val="center" w:pos="4252"/>
+        <w:tab w:val="right" w:pos="8504"/>
+      </w:tabs>
+      <w:spacing w:after="0" w:line="240" w:lineRule="auto"/>
+    </w:pPr>
+  </w:style>
+  <w:style w:type="character" w:customStyle="1" w:styleId="PiedepginaCar">
+    <w:name w:val="Pie de página Car"/>
+    <w:basedOn w:val="Fuentedeprrafopredeter"/>
+    <w:link w:val="Piedepgina"/>
+    <w:uiPriority w:val="99"/>
+    <w:rsid w:val="00AF63FB"/>
   </w:style>
 </w:styles>
 </file>
